--- a/Lernhandbuch/Glossar_Vereinigt.docx
+++ b/Lernhandbuch/Glossar_Vereinigt.docx
@@ -6300,7 +6300,7 @@
               <w:t xml:space="preserve"> </w:t>
             </w:r>
             <w:r>
-              <w:t xml:space="preserve">result =</w:t>
+              <w:t>ergebnis =</w:t>
             </w:r>
             <w:r>
               <w:t xml:space="preserve"> </w:t>
@@ -7442,7 +7442,7 @@
               <w:t xml:space="preserve"> </w:t>
             </w:r>
             <w:r>
-              <w:t xml:space="preserve">.valueOf(rs.getStrin</w:t>
+              <w:t>.valueOf(datensatz.getStrin</w:t>
             </w:r>
             <w:r>
               <w:t xml:space="preserve"> </w:t>
@@ -11548,7 +11548,7 @@
               <w:t xml:space="preserve"> </w:t>
             </w:r>
             <w:r>
-              <w:t xml:space="preserve">conn.p</w:t>
+              <w:t>verbindung.p</w:t>
             </w:r>
             <w:r>
               <w:t xml:space="preserve"> </w:t>
@@ -11642,7 +11642,7 @@
               <w:t xml:space="preserve"> </w:t>
             </w:r>
             <w:r>
-              <w:t xml:space="preserve">ResultSet keys =</w:t>
+              <w:t>ResultSet schluessel =</w:t>
             </w:r>
             <w:r>
               <w:t xml:space="preserve"> </w:t>
@@ -11660,13 +11660,13 @@
               <w:t xml:space="preserve"> </w:t>
             </w:r>
             <w:r>
-              <w:t xml:space="preserve">keys.next(); int id</w:t>
-            </w:r>
-            <w:r>
-              <w:t xml:space="preserve"> </w:t>
-            </w:r>
-            <w:r>
-              <w:t xml:space="preserve">= keys.getInt(1) —</w:t>
+              <w:t>schluessel.next(); int id</w:t>
+            </w:r>
+            <w:r>
+              <w:t xml:space="preserve"> </w:t>
+            </w:r>
+            <w:r>
+              <w:t>= schluessel.getInt(1) —</w:t>
             </w:r>
             <w:r>
               <w:t xml:space="preserve"> </w:t>
@@ -12246,7 +12246,7 @@
               <w:t xml:space="preserve"> </w:t>
             </w:r>
             <w:r>
-              <w:t xml:space="preserve">result =</w:t>
+              <w:t>ergebnis =</w:t>
             </w:r>
             <w:r>
               <w:t xml:space="preserve"> </w:t>
@@ -12540,7 +12540,7 @@
               <w:t xml:space="preserve"> </w:t>
             </w:r>
             <w:r>
-              <w:t xml:space="preserve">rs.g</w:t>
+              <w:t>datensatz.g</w:t>
             </w:r>
             <w:r>
               <w:t xml:space="preserve"> </w:t>
@@ -17248,7 +17248,7 @@
         <w:rPr>
           <w:rStyle w:val="NormalTok"/>
         </w:rPr>
-        <w:t xml:space="preserve"> conn = </w:t>
+        <w:t xml:space="preserve"> verbindung = </w:t>
       </w:r>
       <w:r>
         <w:rPr>
@@ -17477,7 +17477,7 @@
         <w:rPr>
           <w:rStyle w:val="NormalTok"/>
         </w:rPr>
-        <w:t xml:space="preserve"> conn = </w:t>
+        <w:t xml:space="preserve"> verbindung = </w:t>
       </w:r>
       <w:r>
         <w:rPr>
@@ -17748,7 +17748,7 @@
               <w:rPr>
                 <w:rStyle w:val="VerbatimChar"/>
               </w:rPr>
-              <w:t xml:space="preserve">Connection conn = ...</w:t>
+              <w:t>Connection verbindung = ...</w:t>
             </w:r>
           </w:p>
         </w:tc>
@@ -17941,7 +17941,7 @@
         <w:rPr>
           <w:rStyle w:val="CommentTok"/>
         </w:rPr>
-        <w:t xml:space="preserve">// VARIABLE: conn</w:t>
+        <w:t>// VARIABLE: verbindung</w:t>
       </w:r>
       <w:r>
         <w:br/>
@@ -17956,7 +17956,7 @@
         <w:rPr>
           <w:rStyle w:val="NormalTok"/>
         </w:rPr>
-        <w:t xml:space="preserve"> conn = </w:t>
+        <w:t xml:space="preserve"> verbindung = </w:t>
       </w:r>
       <w:r>
         <w:rPr>
@@ -17989,7 +17989,7 @@
         <w:rPr>
           <w:rStyle w:val="CommentTok"/>
         </w:rPr>
-        <w:t xml:space="preserve">// conn ist eine Variable, der ein Connection-Objekt zugewiesen wurde</w:t>
+        <w:t>// verbindung ist eine Variable, der ein Connection-Objekt zugewiesen wurde</w:t>
       </w:r>
       <w:r>
         <w:br/>
@@ -19918,7 +19918,7 @@
         <w:rPr>
           <w:rStyle w:val="NormalTok"/>
         </w:rPr>
-        <w:t xml:space="preserve"> conn = DBConnection.</w:t>
+        <w:t xml:space="preserve"> verbindung = DBConnection.</w:t>
       </w:r>
       <w:r>
         <w:rPr>
@@ -19948,7 +19948,7 @@
         <w:rPr>
           <w:rStyle w:val="CommentTok"/>
         </w:rPr>
-        <w:t xml:space="preserve">// Das Ergebnis wird in conn gespeichert</w:t>
+        <w:t>// Das Ergebnis wird in verbindung gespeichert</w:t>
       </w:r>
     </w:p>
     <w:p>
@@ -20623,7 +20623,7 @@
         <w:rPr>
           <w:rStyle w:val="NormalTok"/>
         </w:rPr>
-        <w:t xml:space="preserve"> conn = </w:t>
+        <w:t xml:space="preserve"> verbindung = </w:t>
       </w:r>
       <w:r>
         <w:rPr>
@@ -20662,7 +20662,7 @@
         <w:rPr>
           <w:rStyle w:val="NormalTok"/>
         </w:rPr>
-        <w:t xml:space="preserve">conn.</w:t>
+        <w:t>verbindung.</w:t>
       </w:r>
       <w:r>
         <w:rPr>
@@ -21100,7 +21100,7 @@
         <w:rPr>
           <w:rStyle w:val="NormalTok"/>
         </w:rPr>
-        <w:t xml:space="preserve"> conn = </w:t>
+        <w:t xml:space="preserve"> verbindung = </w:t>
       </w:r>
       <w:r>
         <w:rPr>
@@ -21118,7 +21118,7 @@
         <w:rPr>
           <w:rStyle w:val="CommentTok"/>
         </w:rPr>
-        <w:t xml:space="preserve">// conn erhält das Connection-Objekt</w:t>
+        <w:t>// verbindung erhält das Connection-Objekt</w:t>
       </w:r>
       <w:r>
         <w:br/>
@@ -21658,7 +21658,7 @@
         <w:rPr>
           <w:rStyle w:val="NormalTok"/>
         </w:rPr>
-        <w:t xml:space="preserve"> conn = </w:t>
+        <w:t xml:space="preserve"> verbindung = </w:t>
       </w:r>
       <w:r>
         <w:rPr>
@@ -21688,7 +21688,7 @@
         <w:rPr>
           <w:rStyle w:val="CommentTok"/>
         </w:rPr>
-        <w:t xml:space="preserve">// conn wird als Connection behandelt</w:t>
+        <w:t>// verbindung wird als Connection behandelt</w:t>
       </w:r>
     </w:p>
     <w:p>
@@ -23447,7 +23447,7 @@
         <w:rPr>
           <w:rStyle w:val="NormalTok"/>
         </w:rPr>
-        <w:t xml:space="preserve"> conn = </w:t>
+        <w:t xml:space="preserve"> verbindung = </w:t>
       </w:r>
       <w:r>
         <w:rPr>
@@ -23480,7 +23480,7 @@
         <w:rPr>
           <w:rStyle w:val="NormalTok"/>
         </w:rPr>
-        <w:t xml:space="preserve">conn.</w:t>
+        <w:t>verbindung.</w:t>
       </w:r>
       <w:r>
         <w:rPr>
@@ -26734,7 +26734,7 @@
         <w:rPr>
           <w:rStyle w:val="NormalTok"/>
         </w:rPr>
-        <w:t xml:space="preserve"> conn = DBConnection.</w:t>
+        <w:t xml:space="preserve"> verbindung = DBConnection.</w:t>
       </w:r>
       <w:r>
         <w:rPr>
@@ -26831,7 +26831,7 @@
         <w:rPr>
           <w:rStyle w:val="NormalTok"/>
         </w:rPr>
-        <w:t xml:space="preserve"> conn = DBConnection.</w:t>
+        <w:t xml:space="preserve"> verbindung = DBConnection.</w:t>
       </w:r>
       <w:r>
         <w:rPr>
@@ -31312,7 +31312,7 @@
         <w:rPr>
           <w:rStyle w:val="NormalTok"/>
         </w:rPr>
-        <w:t xml:space="preserve"> conn = DBConnection.</w:t>
+        <w:t xml:space="preserve"> verbindung = DBConnection.</w:t>
       </w:r>
       <w:r>
         <w:rPr>
@@ -31351,7 +31351,7 @@
         <w:rPr>
           <w:rStyle w:val="NormalTok"/>
         </w:rPr>
-        <w:t xml:space="preserve"> stmt = conn.</w:t>
+        <w:t xml:space="preserve"> stmt = verbindung.</w:t>
       </w:r>
       <w:r>
         <w:rPr>
@@ -31378,7 +31378,7 @@
         <w:rPr>
           <w:rStyle w:val="NormalTok"/>
         </w:rPr>
-        <w:t xml:space="preserve"> rs = stmt.</w:t>
+        <w:t xml:space="preserve"> datensatz = stmt.</w:t>
       </w:r>
       <w:r>
         <w:rPr>
@@ -31946,7 +31946,7 @@
         <w:rPr>
           <w:rStyle w:val="NormalTok"/>
         </w:rPr>
-        <w:t xml:space="preserve"> rs = stmt.</w:t>
+        <w:t xml:space="preserve"> datensatz = stmt.</w:t>
       </w:r>
       <w:r>
         <w:rPr>
@@ -31991,7 +31991,7 @@
         <w:rPr>
           <w:rStyle w:val="NormalTok"/>
         </w:rPr>
-        <w:t xml:space="preserve"> (rs.</w:t>
+        <w:t xml:space="preserve"> (datensatz.</w:t>
       </w:r>
       <w:r>
         <w:rPr>
@@ -32036,7 +32036,7 @@
         <w:rPr>
           <w:rStyle w:val="NormalTok"/>
         </w:rPr>
-        <w:t xml:space="preserve">rs.</w:t>
+        <w:t>datensatz.</w:t>
       </w:r>
       <w:r>
         <w:rPr>
